--- a/tests/Kookerella.FsWordDsl.Tests/Examples/ParagraphFormatting/output.docx
+++ b/tests/Kookerella.FsWordDsl.Tests/Examples/ParagraphFormatting/output.docx
@@ -106,5 +106,33 @@
       <w:u w:val="single"/>
     </w:rPr>
   </w:style>
+  <w:style w:type="character" w:styleId="FootnoteReference">
+    <w:name w:val="footnote reference"/>
+    <w:rPr>
+      <w:vertAlign w:val="superscript"/>
+    </w:rPr>
+  </w:style>
+  <w:style w:type="character" w:styleId="EndnoteReference">
+    <w:name w:val="endnote reference"/>
+    <w:rPr>
+      <w:vertAlign w:val="superscript"/>
+    </w:rPr>
+  </w:style>
+  <w:style w:type="paragraph" w:styleId="FootnoteText">
+    <w:name w:val="footnote text"/>
+    <w:basedOn w:val="Normal"/>
+    <w:rPr>
+      <w:sz w:val="20"/>
+      <w:szCs w:val="20"/>
+    </w:rPr>
+  </w:style>
+  <w:style w:type="paragraph" w:styleId="EndnoteText">
+    <w:name w:val="endnote text"/>
+    <w:basedOn w:val="Normal"/>
+    <w:rPr>
+      <w:sz w:val="20"/>
+      <w:szCs w:val="20"/>
+    </w:rPr>
+  </w:style>
 </w:styles>
 </file>
--- a/tests/Kookerella.FsWordDsl.Tests/Examples/ParagraphFormatting/output.docx
+++ b/tests/Kookerella.FsWordDsl.Tests/Examples/ParagraphFormatting/output.docx
@@ -18,6 +18,18 @@
       </w:pPr>
       <w:r>
         <w:t>An indented, double-spaced paragraph.</w:t>
+      </w:r>
+    </w:p>
+    <w:p>
+      <w:pPr>
+        <w:pBdr>
+          <w:top w:val="single" w:color="000000" w:sz="8" w:space="0"/>
+          <w:bottom w:val="single" w:color="000000" w:sz="8" w:space="0"/>
+        </w:pBdr>
+        <w:shd w:val="clear" w:color="auto" w:fill="D9D9D9"/>
+      </w:pPr>
+      <w:r>
+        <w:t>A paragraph with top/bottom borders and shading.</w:t>
       </w:r>
     </w:p>
     <w:sectPr>

--- a/tests/Kookerella.FsWordDsl.Tests/Examples/ParagraphFormatting/output.docx
+++ b/tests/Kookerella.FsWordDsl.Tests/Examples/ParagraphFormatting/output.docx
@@ -30,6 +30,22 @@
       </w:pPr>
       <w:r>
         <w:t>A paragraph with top/bottom borders and shading.</w:t>
+      </w:r>
+    </w:p>
+    <w:p>
+      <w:pPr>
+        <w:tabs>
+          <w:tab w:val="right" w:leader="dot" w:pos="5760"/>
+        </w:tabs>
+      </w:pPr>
+      <w:r>
+        <w:t>Introduction</w:t>
+      </w:r>
+      <w:r>
+        <w:tab/>
+      </w:r>
+      <w:r>
+        <w:t>1</w:t>
       </w:r>
     </w:p>
     <w:sectPr>

--- a/tests/Kookerella.FsWordDsl.Tests/Examples/ParagraphFormatting/output.docx
+++ b/tests/Kookerella.FsWordDsl.Tests/Examples/ParagraphFormatting/output.docx
@@ -46,6 +46,14 @@
       </w:r>
       <w:r>
         <w:t>1</w:t>
+      </w:r>
+    </w:p>
+    <w:p>
+      <w:pPr>
+        <w:shd w:val="clear" w:color="auto" w:fill="F2DCDB" w:themeFill="accent6" w:themeFillShade="66"/>
+      </w:pPr>
+      <w:r>
+        <w:t>A paragraph shaded with a theme color (Accent6, shaded 40%).</w:t>
       </w:r>
     </w:p>
     <w:sectPr>
